--- a/PlaceOS_지원서류_1_이력서.docx
+++ b/PlaceOS_지원서류_1_이력서.docx
@@ -33,7 +33,7 @@
           <w:color w:val="5C6875"/>
           <w:sz w:val="20"/>
         </w:rPr>
-        <w:t>Resume · 지원 분야: 기술사업화 / 창업지원 / 데이터 엔지니어링</w:t>
+        <w:t>Resume · 지원 분야: 창업보육 (보육매니저 · 창업지원)</w:t>
       </w:r>
     </w:p>
     <w:p>
